--- a/1_Data_Sources/P1.Case Study Design Requirements.docx
+++ b/1_Data_Sources/P1.Case Study Design Requirements.docx
@@ -9,7 +9,6 @@
         <w:rPr>
           <w:b/>
           <w:bCs/>
-          <w:lang w:val="ro-RO"/>
         </w:rPr>
       </w:pPr>
       <w:r>
@@ -23,6 +22,46 @@
     <w:p>
       <w:pPr>
         <w:spacing w:line="240" w:lineRule="auto"/>
+        <w:jc w:val="center"/>
+        <w:rPr>
+          <w:b/>
+          <w:bCs/>
+        </w:rPr>
+      </w:pPr>
+      <w:r>
+        <w:rPr>
+          <w:b/>
+          <w:bCs/>
+        </w:rPr>
+        <w:t>(</w:t>
+      </w:r>
+      <w:r>
+        <w:rPr>
+          <w:b/>
+          <w:bCs/>
+        </w:rPr>
+        <w:t>Sistem integrat de analiză a interacțiunilor utilizator–produs în e-</w:t>
+      </w:r>
+      <w:proofErr w:type="spellStart"/>
+      <w:r>
+        <w:rPr>
+          <w:b/>
+          <w:bCs/>
+        </w:rPr>
+        <w:t>commerce</w:t>
+      </w:r>
+      <w:proofErr w:type="spellEnd"/>
+      <w:r>
+        <w:rPr>
+          <w:b/>
+          <w:bCs/>
+        </w:rPr>
+        <w:t>)</w:t>
+      </w:r>
+    </w:p>
+    <w:p>
+      <w:pPr>
+        <w:spacing w:line="240" w:lineRule="auto"/>
       </w:pPr>
       <w:r>
         <w:rPr>
@@ -44,22 +83,53 @@
         <w:rPr>
           <w:b/>
           <w:bCs/>
-          <w:lang w:val="ro-RO"/>
-        </w:rPr>
-      </w:pPr>
-      <w:r>
-        <w:rPr>
-          <w:b/>
-          <w:bCs/>
-          <w:lang w:val="ro-RO"/>
-        </w:rPr>
-        <w:t>Pakistani E-Commerce Recommendation Dataset</w:t>
-      </w:r>
-      <w:r>
-        <w:rPr>
-          <w:b/>
-          <w:bCs/>
-          <w:lang w:val="ro-RO"/>
+        </w:rPr>
+      </w:pPr>
+      <w:proofErr w:type="spellStart"/>
+      <w:r>
+        <w:rPr>
+          <w:b/>
+          <w:bCs/>
+        </w:rPr>
+        <w:t>Pakistani</w:t>
+      </w:r>
+      <w:proofErr w:type="spellEnd"/>
+      <w:r>
+        <w:rPr>
+          <w:b/>
+          <w:bCs/>
+        </w:rPr>
+        <w:t xml:space="preserve"> E-Commerce </w:t>
+      </w:r>
+      <w:proofErr w:type="spellStart"/>
+      <w:r>
+        <w:rPr>
+          <w:b/>
+          <w:bCs/>
+        </w:rPr>
+        <w:t>Recommendation</w:t>
+      </w:r>
+      <w:proofErr w:type="spellEnd"/>
+      <w:r>
+        <w:rPr>
+          <w:b/>
+          <w:bCs/>
+        </w:rPr>
+        <w:t xml:space="preserve"> </w:t>
+      </w:r>
+      <w:proofErr w:type="spellStart"/>
+      <w:r>
+        <w:rPr>
+          <w:b/>
+          <w:bCs/>
+        </w:rPr>
+        <w:t>Dataset</w:t>
+      </w:r>
+      <w:proofErr w:type="spellEnd"/>
+      <w:r>
+        <w:rPr>
+          <w:b/>
+          <w:bCs/>
         </w:rPr>
         <w:br/>
         <w:t>Link:</w:t>
@@ -79,7 +149,6 @@
             <w:bCs/>
             <w:sz w:val="20"/>
             <w:szCs w:val="20"/>
-            <w:lang w:val="ro-RO"/>
           </w:rPr>
           <w:t>https://www.kaggle.com/datasets/algozee/pakistani-e-commerce-recommendation-dataset?select=interactions.csv&amp;fbclid=IwY2xjawQctMlleHRuA2FlbQIxMABicmlkETBLdVlrVDRwVWtzcE5WdFNDc3J0YwZhcHBfaWQQMjIyMDM5MTc4ODIwMDg5MgABHvIWKFJUKjCqr1ZPIPzy0l5AoKqKe7bS8aEDfMW8nrYHfUVzIQofeNKjnFLn_aem_bksQQUxXQuggZTGeOkmyqA</w:t>
         </w:r>
@@ -91,7 +160,6 @@
         <w:rPr>
           <w:b/>
           <w:bCs/>
-          <w:lang w:val="ro-RO"/>
         </w:rPr>
       </w:pPr>
     </w:p>
@@ -101,7 +169,31 @@
         <w:jc w:val="both"/>
       </w:pPr>
       <w:r>
-        <w:t>Am realizat integrarea folosind Oracle ca layer central, cu DB Link pentru PostgreSQL, tabel extern pentru CSV și JSON_TABLE pentru MongoDB.</w:t>
+        <w:t xml:space="preserve">Am realizat integrarea folosind Oracle ca </w:t>
+      </w:r>
+      <w:proofErr w:type="spellStart"/>
+      <w:r>
+        <w:t>layer</w:t>
+      </w:r>
+      <w:proofErr w:type="spellEnd"/>
+      <w:r>
+        <w:t xml:space="preserve"> central, cu DB Link pentru </w:t>
+      </w:r>
+      <w:proofErr w:type="spellStart"/>
+      <w:r>
+        <w:t>PostgreSQL</w:t>
+      </w:r>
+      <w:proofErr w:type="spellEnd"/>
+      <w:r>
+        <w:t xml:space="preserve">, tabel extern pentru CSV și JSON_TABLE pentru </w:t>
+      </w:r>
+      <w:proofErr w:type="spellStart"/>
+      <w:r>
+        <w:t>MongoDB</w:t>
+      </w:r>
+      <w:proofErr w:type="spellEnd"/>
+      <w:r>
+        <w:t>.</w:t>
       </w:r>
     </w:p>
     <w:p>
@@ -147,7 +239,23 @@
           <w:b/>
           <w:bCs/>
         </w:rPr>
-        <w:t>DS_1 – PostgreSQL (ECOMMERCE)</w:t>
+        <w:t xml:space="preserve">DS_1 – </w:t>
+      </w:r>
+      <w:proofErr w:type="spellStart"/>
+      <w:r>
+        <w:rPr>
+          <w:b/>
+          <w:bCs/>
+        </w:rPr>
+        <w:t>PostgreSQL</w:t>
+      </w:r>
+      <w:proofErr w:type="spellEnd"/>
+      <w:r>
+        <w:rPr>
+          <w:b/>
+          <w:bCs/>
+        </w:rPr>
+        <w:t xml:space="preserve"> (ECOMMERCE)</w:t>
       </w:r>
     </w:p>
     <w:p>
@@ -201,7 +309,15 @@
         <w:t>Format acces:</w:t>
       </w:r>
       <w:r>
-        <w:t xml:space="preserve"> SQL (prin ODBC + Oracle Database Link)</w:t>
+        <w:t xml:space="preserve"> SQL (prin ODBC + Oracle </w:t>
+      </w:r>
+      <w:proofErr w:type="spellStart"/>
+      <w:r>
+        <w:t>Database</w:t>
+      </w:r>
+      <w:proofErr w:type="spellEnd"/>
+      <w:r>
+        <w:t xml:space="preserve"> Link)</w:t>
       </w:r>
     </w:p>
     <w:p>
@@ -238,8 +354,17 @@
           <w:b/>
           <w:bCs/>
         </w:rPr>
-        <w:t>Tabel: interactions</w:t>
-      </w:r>
+        <w:t xml:space="preserve">Tabel: </w:t>
+      </w:r>
+      <w:proofErr w:type="spellStart"/>
+      <w:r>
+        <w:rPr>
+          <w:b/>
+          <w:bCs/>
+        </w:rPr>
+        <w:t>interactions</w:t>
+      </w:r>
+      <w:proofErr w:type="spellEnd"/>
     </w:p>
     <w:p>
       <w:pPr>
@@ -249,8 +374,13 @@
         </w:numPr>
         <w:spacing w:line="240" w:lineRule="auto"/>
       </w:pPr>
-      <w:r>
-        <w:t>interaction_id – identificator interacțiune</w:t>
+      <w:proofErr w:type="spellStart"/>
+      <w:r>
+        <w:t>interaction_id</w:t>
+      </w:r>
+      <w:proofErr w:type="spellEnd"/>
+      <w:r>
+        <w:t xml:space="preserve"> – identificator interacțiune</w:t>
       </w:r>
     </w:p>
     <w:p>
@@ -261,8 +391,13 @@
         </w:numPr>
         <w:spacing w:line="240" w:lineRule="auto"/>
       </w:pPr>
-      <w:r>
-        <w:t>user_id – identificator utilizator</w:t>
+      <w:proofErr w:type="spellStart"/>
+      <w:r>
+        <w:t>user_id</w:t>
+      </w:r>
+      <w:proofErr w:type="spellEnd"/>
+      <w:r>
+        <w:t xml:space="preserve"> – identificator utilizator</w:t>
       </w:r>
     </w:p>
     <w:p>
@@ -273,8 +408,13 @@
         </w:numPr>
         <w:spacing w:line="240" w:lineRule="auto"/>
       </w:pPr>
-      <w:r>
-        <w:t>product_id – identificator produs</w:t>
+      <w:proofErr w:type="spellStart"/>
+      <w:r>
+        <w:t>product_id</w:t>
+      </w:r>
+      <w:proofErr w:type="spellEnd"/>
+      <w:r>
+        <w:t xml:space="preserve"> – identificator produs</w:t>
       </w:r>
     </w:p>
     <w:p>
@@ -285,8 +425,37 @@
         </w:numPr>
         <w:spacing w:line="240" w:lineRule="auto"/>
       </w:pPr>
-      <w:r>
-        <w:t>event_type – tip acțiune (view, add_to_cart, purchase)</w:t>
+      <w:proofErr w:type="spellStart"/>
+      <w:r>
+        <w:t>event_type</w:t>
+      </w:r>
+      <w:proofErr w:type="spellEnd"/>
+      <w:r>
+        <w:t xml:space="preserve"> – tip acțiune (</w:t>
+      </w:r>
+      <w:proofErr w:type="spellStart"/>
+      <w:r>
+        <w:t>view</w:t>
+      </w:r>
+      <w:proofErr w:type="spellEnd"/>
+      <w:r>
+        <w:t xml:space="preserve">, </w:t>
+      </w:r>
+      <w:proofErr w:type="spellStart"/>
+      <w:r>
+        <w:t>add_to_cart</w:t>
+      </w:r>
+      <w:proofErr w:type="spellEnd"/>
+      <w:r>
+        <w:t xml:space="preserve">, </w:t>
+      </w:r>
+      <w:proofErr w:type="spellStart"/>
+      <w:r>
+        <w:t>purchase</w:t>
+      </w:r>
+      <w:proofErr w:type="spellEnd"/>
+      <w:r>
+        <w:t>)</w:t>
       </w:r>
     </w:p>
     <w:p>
@@ -297,8 +466,13 @@
         </w:numPr>
         <w:spacing w:line="240" w:lineRule="auto"/>
       </w:pPr>
-      <w:r>
-        <w:t>event_value – scor acțiune</w:t>
+      <w:proofErr w:type="spellStart"/>
+      <w:r>
+        <w:t>event_value</w:t>
+      </w:r>
+      <w:proofErr w:type="spellEnd"/>
+      <w:r>
+        <w:t xml:space="preserve"> – scor acțiune</w:t>
       </w:r>
     </w:p>
     <w:p>
@@ -309,8 +483,13 @@
         </w:numPr>
         <w:spacing w:line="240" w:lineRule="auto"/>
       </w:pPr>
-      <w:r>
-        <w:t>timestamp – moment interacțiune</w:t>
+      <w:proofErr w:type="spellStart"/>
+      <w:r>
+        <w:t>timestamp</w:t>
+      </w:r>
+      <w:proofErr w:type="spellEnd"/>
+      <w:r>
+        <w:t xml:space="preserve"> – moment interacțiune</w:t>
       </w:r>
     </w:p>
     <w:p>
@@ -321,8 +500,13 @@
         </w:numPr>
         <w:spacing w:line="240" w:lineRule="auto"/>
       </w:pPr>
-      <w:r>
-        <w:t>device_type – tip dispozitiv</w:t>
+      <w:proofErr w:type="spellStart"/>
+      <w:r>
+        <w:t>device_type</w:t>
+      </w:r>
+      <w:proofErr w:type="spellEnd"/>
+      <w:r>
+        <w:t xml:space="preserve"> – tip dispozitiv</w:t>
       </w:r>
     </w:p>
     <w:p>
@@ -333,30 +517,44 @@
         </w:numPr>
         <w:spacing w:line="240" w:lineRule="auto"/>
       </w:pPr>
-      <w:r>
-        <w:t>session_id – sesiune</w:t>
-      </w:r>
-    </w:p>
-    <w:p>
-      <w:pPr>
-        <w:spacing w:line="240" w:lineRule="auto"/>
-      </w:pPr>
-    </w:p>
-    <w:p>
-      <w:pPr>
-        <w:spacing w:line="240" w:lineRule="auto"/>
-        <w:rPr>
-          <w:b/>
-          <w:bCs/>
-        </w:rPr>
-      </w:pPr>
-      <w:r>
-        <w:rPr>
-          <w:b/>
-          <w:bCs/>
-        </w:rPr>
-        <w:t>Tabel: products</w:t>
-      </w:r>
+      <w:proofErr w:type="spellStart"/>
+      <w:r>
+        <w:t>session_id</w:t>
+      </w:r>
+      <w:proofErr w:type="spellEnd"/>
+      <w:r>
+        <w:t xml:space="preserve"> – sesiune</w:t>
+      </w:r>
+    </w:p>
+    <w:p>
+      <w:pPr>
+        <w:spacing w:line="240" w:lineRule="auto"/>
+      </w:pPr>
+    </w:p>
+    <w:p>
+      <w:pPr>
+        <w:spacing w:line="240" w:lineRule="auto"/>
+        <w:rPr>
+          <w:b/>
+          <w:bCs/>
+        </w:rPr>
+      </w:pPr>
+      <w:r>
+        <w:rPr>
+          <w:b/>
+          <w:bCs/>
+        </w:rPr>
+        <w:t xml:space="preserve">Tabel: </w:t>
+      </w:r>
+      <w:proofErr w:type="spellStart"/>
+      <w:r>
+        <w:rPr>
+          <w:b/>
+          <w:bCs/>
+        </w:rPr>
+        <w:t>products</w:t>
+      </w:r>
+      <w:proofErr w:type="spellEnd"/>
     </w:p>
     <w:p>
       <w:pPr>
@@ -366,8 +564,13 @@
         </w:numPr>
         <w:spacing w:line="240" w:lineRule="auto"/>
       </w:pPr>
-      <w:r>
-        <w:t>product_id – identificator produs</w:t>
+      <w:proofErr w:type="spellStart"/>
+      <w:r>
+        <w:t>product_id</w:t>
+      </w:r>
+      <w:proofErr w:type="spellEnd"/>
+      <w:r>
+        <w:t xml:space="preserve"> – identificator produs</w:t>
       </w:r>
     </w:p>
     <w:p>
@@ -378,8 +581,14 @@
         </w:numPr>
         <w:spacing w:line="240" w:lineRule="auto"/>
       </w:pPr>
-      <w:r>
-        <w:t>product_name – nume produs</w:t>
+      <w:proofErr w:type="spellStart"/>
+      <w:r>
+        <w:lastRenderedPageBreak/>
+        <w:t>product_name</w:t>
+      </w:r>
+      <w:proofErr w:type="spellEnd"/>
+      <w:r>
+        <w:t xml:space="preserve"> – nume produs</w:t>
       </w:r>
     </w:p>
     <w:p>
@@ -390,9 +599,13 @@
         </w:numPr>
         <w:spacing w:line="240" w:lineRule="auto"/>
       </w:pPr>
-      <w:r>
-        <w:lastRenderedPageBreak/>
-        <w:t>category – categorie</w:t>
+      <w:proofErr w:type="spellStart"/>
+      <w:r>
+        <w:t>category</w:t>
+      </w:r>
+      <w:proofErr w:type="spellEnd"/>
+      <w:r>
+        <w:t xml:space="preserve"> – categorie</w:t>
       </w:r>
     </w:p>
     <w:p>
@@ -403,8 +616,13 @@
         </w:numPr>
         <w:spacing w:line="240" w:lineRule="auto"/>
       </w:pPr>
-      <w:r>
-        <w:t>sub_category – subcategorie</w:t>
+      <w:proofErr w:type="spellStart"/>
+      <w:r>
+        <w:t>sub_category</w:t>
+      </w:r>
+      <w:proofErr w:type="spellEnd"/>
+      <w:r>
+        <w:t xml:space="preserve"> – subcategorie</w:t>
       </w:r>
     </w:p>
     <w:p>
@@ -451,8 +669,13 @@
         </w:numPr>
         <w:spacing w:line="240" w:lineRule="auto"/>
       </w:pPr>
-      <w:r>
-        <w:t>stock_quantity – stoc</w:t>
+      <w:proofErr w:type="spellStart"/>
+      <w:r>
+        <w:t>stock_quantity</w:t>
+      </w:r>
+      <w:proofErr w:type="spellEnd"/>
+      <w:r>
+        <w:t xml:space="preserve"> – stoc</w:t>
       </w:r>
     </w:p>
     <w:p>
@@ -463,8 +686,13 @@
         </w:numPr>
         <w:spacing w:line="240" w:lineRule="auto"/>
       </w:pPr>
-      <w:r>
-        <w:t>average_rating – rating mediu</w:t>
+      <w:proofErr w:type="spellStart"/>
+      <w:r>
+        <w:t>average_rating</w:t>
+      </w:r>
+      <w:proofErr w:type="spellEnd"/>
+      <w:r>
+        <w:t xml:space="preserve"> – rating mediu</w:t>
       </w:r>
     </w:p>
     <w:p>
@@ -475,8 +703,21 @@
         </w:numPr>
         <w:spacing w:line="240" w:lineRule="auto"/>
       </w:pPr>
-      <w:r>
-        <w:t>total_reviews – număr review-uri</w:t>
+      <w:proofErr w:type="spellStart"/>
+      <w:r>
+        <w:t>total_reviews</w:t>
+      </w:r>
+      <w:proofErr w:type="spellEnd"/>
+      <w:r>
+        <w:t xml:space="preserve"> – număr </w:t>
+      </w:r>
+      <w:proofErr w:type="spellStart"/>
+      <w:r>
+        <w:t>review</w:t>
+      </w:r>
+      <w:proofErr w:type="spellEnd"/>
+      <w:r>
+        <w:t>-uri</w:t>
       </w:r>
     </w:p>
     <w:p>
@@ -487,8 +728,13 @@
         </w:numPr>
         <w:spacing w:line="240" w:lineRule="auto"/>
       </w:pPr>
-      <w:r>
-        <w:t>created_at – dată creare</w:t>
+      <w:proofErr w:type="spellStart"/>
+      <w:r>
+        <w:t>created_at</w:t>
+      </w:r>
+      <w:proofErr w:type="spellEnd"/>
+      <w:r>
+        <w:t xml:space="preserve"> – dată creare</w:t>
       </w:r>
     </w:p>
     <w:p>
@@ -524,15 +770,26 @@
         </w:tabs>
         <w:spacing w:line="240" w:lineRule="auto"/>
       </w:pPr>
-      <w:r>
-        <w:t>interactions.product_id → products.product_id</w:t>
-      </w:r>
+      <w:proofErr w:type="spellStart"/>
+      <w:r>
+        <w:t>interactions.product_id</w:t>
+      </w:r>
+      <w:proofErr w:type="spellEnd"/>
+      <w:r>
+        <w:t xml:space="preserve"> → </w:t>
+      </w:r>
+      <w:proofErr w:type="spellStart"/>
+      <w:r>
+        <w:t>products.product_id</w:t>
+      </w:r>
+      <w:proofErr w:type="spellEnd"/>
       <w:r>
         <w:t xml:space="preserve"> (</w:t>
       </w:r>
       <w:r>
         <w:t xml:space="preserve">relație: </w:t>
       </w:r>
+      <w:proofErr w:type="spellStart"/>
       <w:r>
         <w:rPr>
           <w:b/>
@@ -540,6 +797,7 @@
         </w:rPr>
         <w:t>many-to-one</w:t>
       </w:r>
+      <w:proofErr w:type="spellEnd"/>
       <w:r>
         <w:t xml:space="preserve">, adică </w:t>
       </w:r>
@@ -577,7 +835,23 @@
         <w:spacing w:line="240" w:lineRule="auto"/>
       </w:pPr>
       <w:r>
-        <w:t>SGBD: PostgreSQL (pgAdmin)</w:t>
+        <w:t xml:space="preserve">SGBD: </w:t>
+      </w:r>
+      <w:proofErr w:type="spellStart"/>
+      <w:r>
+        <w:t>PostgreSQL</w:t>
+      </w:r>
+      <w:proofErr w:type="spellEnd"/>
+      <w:r>
+        <w:t xml:space="preserve"> (</w:t>
+      </w:r>
+      <w:proofErr w:type="spellStart"/>
+      <w:r>
+        <w:t>pgAdmin</w:t>
+      </w:r>
+      <w:proofErr w:type="spellEnd"/>
+      <w:r>
+        <w:t>)</w:t>
       </w:r>
     </w:p>
     <w:p>
@@ -615,7 +889,23 @@
           <w:b/>
           <w:bCs/>
         </w:rPr>
-        <w:t>DS_2 – CSV (reviews_ext)</w:t>
+        <w:t>DS_2 – CSV (</w:t>
+      </w:r>
+      <w:proofErr w:type="spellStart"/>
+      <w:r>
+        <w:rPr>
+          <w:b/>
+          <w:bCs/>
+        </w:rPr>
+        <w:t>reviews_ext</w:t>
+      </w:r>
+      <w:proofErr w:type="spellEnd"/>
+      <w:r>
+        <w:rPr>
+          <w:b/>
+          <w:bCs/>
+        </w:rPr>
+        <w:t>)</w:t>
       </w:r>
     </w:p>
     <w:p>
@@ -709,9 +999,19 @@
         </w:numPr>
         <w:spacing w:line="240" w:lineRule="auto"/>
       </w:pPr>
-      <w:r>
-        <w:t>review_id – identificator review</w:t>
-      </w:r>
+      <w:proofErr w:type="spellStart"/>
+      <w:r>
+        <w:t>review_id</w:t>
+      </w:r>
+      <w:proofErr w:type="spellEnd"/>
+      <w:r>
+        <w:t xml:space="preserve"> – identificator </w:t>
+      </w:r>
+      <w:proofErr w:type="spellStart"/>
+      <w:r>
+        <w:t>review</w:t>
+      </w:r>
+      <w:proofErr w:type="spellEnd"/>
     </w:p>
     <w:p>
       <w:pPr>
@@ -721,8 +1021,13 @@
         </w:numPr>
         <w:spacing w:line="240" w:lineRule="auto"/>
       </w:pPr>
-      <w:r>
-        <w:t>user_id – utilizator</w:t>
+      <w:proofErr w:type="spellStart"/>
+      <w:r>
+        <w:t>user_id</w:t>
+      </w:r>
+      <w:proofErr w:type="spellEnd"/>
+      <w:r>
+        <w:t xml:space="preserve"> – utilizator</w:t>
       </w:r>
     </w:p>
     <w:p>
@@ -733,8 +1038,14 @@
         </w:numPr>
         <w:spacing w:line="240" w:lineRule="auto"/>
       </w:pPr>
-      <w:r>
-        <w:t>product_id – produs</w:t>
+      <w:proofErr w:type="spellStart"/>
+      <w:r>
+        <w:lastRenderedPageBreak/>
+        <w:t>product_id</w:t>
+      </w:r>
+      <w:proofErr w:type="spellEnd"/>
+      <w:r>
+        <w:t xml:space="preserve"> – produs</w:t>
       </w:r>
     </w:p>
     <w:p>
@@ -746,7 +1057,6 @@
         <w:spacing w:line="240" w:lineRule="auto"/>
       </w:pPr>
       <w:r>
-        <w:lastRenderedPageBreak/>
         <w:t>rating – scor (1–5)</w:t>
       </w:r>
     </w:p>
@@ -758,9 +1068,19 @@
         </w:numPr>
         <w:spacing w:line="240" w:lineRule="auto"/>
       </w:pPr>
-      <w:r>
-        <w:t>review_text – text review</w:t>
-      </w:r>
+      <w:proofErr w:type="spellStart"/>
+      <w:r>
+        <w:t>review_text</w:t>
+      </w:r>
+      <w:proofErr w:type="spellEnd"/>
+      <w:r>
+        <w:t xml:space="preserve"> – text </w:t>
+      </w:r>
+      <w:proofErr w:type="spellStart"/>
+      <w:r>
+        <w:t>review</w:t>
+      </w:r>
+      <w:proofErr w:type="spellEnd"/>
     </w:p>
     <w:p>
       <w:pPr>
@@ -770,8 +1090,13 @@
         </w:numPr>
         <w:spacing w:line="240" w:lineRule="auto"/>
       </w:pPr>
-      <w:r>
-        <w:t>review_date – dată</w:t>
+      <w:proofErr w:type="spellStart"/>
+      <w:r>
+        <w:t>review_date</w:t>
+      </w:r>
+      <w:proofErr w:type="spellEnd"/>
+      <w:r>
+        <w:t xml:space="preserve"> – dată</w:t>
       </w:r>
     </w:p>
     <w:p>
@@ -798,9 +1123,19 @@
         </w:numPr>
         <w:spacing w:line="240" w:lineRule="auto"/>
       </w:pPr>
-      <w:r>
-        <w:t>reviews_ext.product_id → products.product_id</w:t>
-      </w:r>
+      <w:proofErr w:type="spellStart"/>
+      <w:r>
+        <w:t>reviews_ext.product_id</w:t>
+      </w:r>
+      <w:proofErr w:type="spellEnd"/>
+      <w:r>
+        <w:t xml:space="preserve"> → </w:t>
+      </w:r>
+      <w:proofErr w:type="spellStart"/>
+      <w:r>
+        <w:t>products.product_id</w:t>
+      </w:r>
+      <w:proofErr w:type="spellEnd"/>
       <w:r>
         <w:t xml:space="preserve"> (</w:t>
       </w:r>
@@ -841,7 +1176,15 @@
         <w:spacing w:line="240" w:lineRule="auto"/>
       </w:pPr>
       <w:r>
-        <w:t>Tabel extern Oracle (reviews_ext)</w:t>
+        <w:t>Tabel extern Oracle (</w:t>
+      </w:r>
+      <w:proofErr w:type="spellStart"/>
+      <w:r>
+        <w:t>reviews_ext</w:t>
+      </w:r>
+      <w:proofErr w:type="spellEnd"/>
+      <w:r>
+        <w:t>)</w:t>
       </w:r>
     </w:p>
     <w:p>
@@ -874,7 +1217,39 @@
           <w:b/>
           <w:bCs/>
         </w:rPr>
-        <w:t>DS_3 – MongoDB (userss)</w:t>
+        <w:t xml:space="preserve">DS_3 – </w:t>
+      </w:r>
+      <w:proofErr w:type="spellStart"/>
+      <w:r>
+        <w:rPr>
+          <w:b/>
+          <w:bCs/>
+        </w:rPr>
+        <w:t>MongoDB</w:t>
+      </w:r>
+      <w:proofErr w:type="spellEnd"/>
+      <w:r>
+        <w:rPr>
+          <w:b/>
+          <w:bCs/>
+        </w:rPr>
+        <w:t xml:space="preserve"> (</w:t>
+      </w:r>
+      <w:proofErr w:type="spellStart"/>
+      <w:r>
+        <w:rPr>
+          <w:b/>
+          <w:bCs/>
+        </w:rPr>
+        <w:t>userss</w:t>
+      </w:r>
+      <w:proofErr w:type="spellEnd"/>
+      <w:r>
+        <w:rPr>
+          <w:b/>
+          <w:bCs/>
+        </w:rPr>
+        <w:t>)</w:t>
       </w:r>
     </w:p>
     <w:p>
@@ -909,7 +1284,15 @@
         <w:t>Model:</w:t>
       </w:r>
       <w:r>
-        <w:t xml:space="preserve"> NoSQL (document JSON, ierarhic)</w:t>
+        <w:t xml:space="preserve"> </w:t>
+      </w:r>
+      <w:proofErr w:type="spellStart"/>
+      <w:r>
+        <w:t>NoSQL</w:t>
+      </w:r>
+      <w:proofErr w:type="spellEnd"/>
+      <w:r>
+        <w:t xml:space="preserve"> (document JSON, ierarhic)</w:t>
       </w:r>
     </w:p>
     <w:p>
@@ -961,15 +1344,55 @@
       </w:r>
       <w:r>
         <w:br/>
-        <w:t xml:space="preserve">  "profile": {</w:t>
+        <w:t xml:space="preserve">  "</w:t>
+      </w:r>
+      <w:proofErr w:type="spellStart"/>
+      <w:r>
+        <w:t>profile</w:t>
+      </w:r>
+      <w:proofErr w:type="spellEnd"/>
+      <w:r>
+        <w:t>": {</w:t>
       </w:r>
       <w:r>
         <w:br/>
-        <w:t xml:space="preserve">    "user_id": 1,</w:t>
+        <w:t xml:space="preserve">    "</w:t>
+      </w:r>
+      <w:proofErr w:type="spellStart"/>
+      <w:r>
+        <w:t>user_id</w:t>
+      </w:r>
+      <w:proofErr w:type="spellEnd"/>
+      <w:r>
+        <w:t>": 1,</w:t>
       </w:r>
       <w:r>
         <w:br/>
-        <w:t xml:space="preserve">    "user_name": "Hamza Butt",</w:t>
+        <w:t xml:space="preserve">    "</w:t>
+      </w:r>
+      <w:proofErr w:type="spellStart"/>
+      <w:r>
+        <w:t>user_name</w:t>
+      </w:r>
+      <w:proofErr w:type="spellEnd"/>
+      <w:r>
+        <w:t>": "</w:t>
+      </w:r>
+      <w:proofErr w:type="spellStart"/>
+      <w:r>
+        <w:t>Hamza</w:t>
+      </w:r>
+      <w:proofErr w:type="spellEnd"/>
+      <w:r>
+        <w:t xml:space="preserve"> </w:t>
+      </w:r>
+      <w:proofErr w:type="spellStart"/>
+      <w:r>
+        <w:t>Butt</w:t>
+      </w:r>
+      <w:proofErr w:type="spellEnd"/>
+      <w:r>
+        <w:t>",</w:t>
       </w:r>
       <w:r>
         <w:br/>
@@ -977,19 +1400,67 @@
       </w:r>
       <w:r>
         <w:br/>
-        <w:t xml:space="preserve">    "age": 18,</w:t>
+        <w:t xml:space="preserve">    "</w:t>
+      </w:r>
+      <w:proofErr w:type="spellStart"/>
+      <w:r>
+        <w:t>age</w:t>
+      </w:r>
+      <w:proofErr w:type="spellEnd"/>
+      <w:r>
+        <w:t>": 18,</w:t>
       </w:r>
       <w:r>
         <w:br/>
-        <w:t xml:space="preserve">    "gender": "Female",</w:t>
+        <w:t xml:space="preserve">    "</w:t>
+      </w:r>
+      <w:proofErr w:type="spellStart"/>
+      <w:r>
+        <w:t>gender</w:t>
+      </w:r>
+      <w:proofErr w:type="spellEnd"/>
+      <w:r>
+        <w:t>": "</w:t>
+      </w:r>
+      <w:proofErr w:type="spellStart"/>
+      <w:r>
+        <w:t>Female</w:t>
+      </w:r>
+      <w:proofErr w:type="spellEnd"/>
+      <w:r>
+        <w:t>",</w:t>
       </w:r>
       <w:r>
         <w:br/>
-        <w:t xml:space="preserve">    "city": "Multan",</w:t>
+        <w:t xml:space="preserve">    "</w:t>
+      </w:r>
+      <w:proofErr w:type="spellStart"/>
+      <w:r>
+        <w:t>city</w:t>
+      </w:r>
+      <w:proofErr w:type="spellEnd"/>
+      <w:r>
+        <w:t>": "</w:t>
+      </w:r>
+      <w:proofErr w:type="spellStart"/>
+      <w:r>
+        <w:t>Multan</w:t>
+      </w:r>
+      <w:proofErr w:type="spellEnd"/>
+      <w:r>
+        <w:t>",</w:t>
       </w:r>
       <w:r>
         <w:br/>
-        <w:t xml:space="preserve">    "signup_date": "2024-10-25"</w:t>
+        <w:t xml:space="preserve">    "</w:t>
+      </w:r>
+      <w:proofErr w:type="spellStart"/>
+      <w:r>
+        <w:t>signup_date</w:t>
+      </w:r>
+      <w:proofErr w:type="spellEnd"/>
+      <w:r>
+        <w:t>": "2024-10-25"</w:t>
       </w:r>
       <w:r>
         <w:br/>
@@ -997,7 +1468,15 @@
       </w:r>
       <w:r>
         <w:br/>
-        <w:t xml:space="preserve">  "segments": ["New", "Young"]</w:t>
+        <w:t xml:space="preserve">  "</w:t>
+      </w:r>
+      <w:proofErr w:type="spellStart"/>
+      <w:r>
+        <w:t>segments</w:t>
+      </w:r>
+      <w:proofErr w:type="spellEnd"/>
+      <w:r>
+        <w:t>": ["New", "Young"]</w:t>
       </w:r>
       <w:r>
         <w:br/>
@@ -1039,8 +1518,17 @@
           <w:b/>
           <w:bCs/>
         </w:rPr>
-        <w:t>Obiect profile</w:t>
-      </w:r>
+        <w:t xml:space="preserve">Obiect </w:t>
+      </w:r>
+      <w:proofErr w:type="spellStart"/>
+      <w:r>
+        <w:rPr>
+          <w:b/>
+          <w:bCs/>
+        </w:rPr>
+        <w:t>profile</w:t>
+      </w:r>
+      <w:proofErr w:type="spellEnd"/>
     </w:p>
     <w:p>
       <w:pPr>
@@ -1051,6 +1539,7 @@
         <w:spacing w:line="240" w:lineRule="auto"/>
       </w:pPr>
       <w:r>
+        <w:lastRenderedPageBreak/>
         <w:t>date personale utilizator</w:t>
       </w:r>
     </w:p>
@@ -1063,14 +1552,31 @@
           <w:bCs/>
         </w:rPr>
       </w:pPr>
-      <w:r>
-        <w:rPr>
-          <w:b/>
-          <w:bCs/>
-        </w:rPr>
-        <w:lastRenderedPageBreak/>
-        <w:t>Array segments</w:t>
-      </w:r>
+      <w:proofErr w:type="spellStart"/>
+      <w:r>
+        <w:rPr>
+          <w:b/>
+          <w:bCs/>
+        </w:rPr>
+        <w:t>Array</w:t>
+      </w:r>
+      <w:proofErr w:type="spellEnd"/>
+      <w:r>
+        <w:rPr>
+          <w:b/>
+          <w:bCs/>
+        </w:rPr>
+        <w:t xml:space="preserve"> </w:t>
+      </w:r>
+      <w:proofErr w:type="spellStart"/>
+      <w:r>
+        <w:rPr>
+          <w:b/>
+          <w:bCs/>
+        </w:rPr>
+        <w:t>segments</w:t>
+      </w:r>
+      <w:proofErr w:type="spellEnd"/>
     </w:p>
     <w:p>
       <w:pPr>
@@ -1141,9 +1647,19 @@
         </w:numPr>
         <w:spacing w:line="240" w:lineRule="auto"/>
       </w:pPr>
-      <w:r>
-        <w:t>MongoDB + RESTHeart</w:t>
-      </w:r>
+      <w:proofErr w:type="spellStart"/>
+      <w:r>
+        <w:t>MongoDB</w:t>
+      </w:r>
+      <w:proofErr w:type="spellEnd"/>
+      <w:r>
+        <w:t xml:space="preserve"> + </w:t>
+      </w:r>
+      <w:proofErr w:type="spellStart"/>
+      <w:r>
+        <w:t>RESTHeart</w:t>
+      </w:r>
+      <w:proofErr w:type="spellEnd"/>
     </w:p>
     <w:p>
       <w:pPr>
@@ -1161,8 +1677,13 @@
       <w:pPr>
         <w:spacing w:line="240" w:lineRule="auto"/>
       </w:pPr>
-      <w:r>
-        <w:t>get_restheart_data_media(...)</w:t>
+      <w:proofErr w:type="spellStart"/>
+      <w:r>
+        <w:t>get_restheart_data_media</w:t>
+      </w:r>
+      <w:proofErr w:type="spellEnd"/>
+      <w:r>
+        <w:t>(...)</w:t>
       </w:r>
     </w:p>
     <w:p>
@@ -1190,17 +1711,24 @@
       <w:pPr>
         <w:spacing w:line="240" w:lineRule="auto"/>
       </w:pPr>
-      <w:r>
-        <w:t>View creat:</w:t>
-      </w:r>
-    </w:p>
-    <w:p>
-      <w:pPr>
-        <w:spacing w:line="240" w:lineRule="auto"/>
-      </w:pPr>
+      <w:proofErr w:type="spellStart"/>
+      <w:r>
+        <w:t>View</w:t>
+      </w:r>
+      <w:proofErr w:type="spellEnd"/>
+      <w:r>
+        <w:t xml:space="preserve"> creat:</w:t>
+      </w:r>
+    </w:p>
+    <w:p>
+      <w:pPr>
+        <w:spacing w:line="240" w:lineRule="auto"/>
+      </w:pPr>
+      <w:proofErr w:type="spellStart"/>
       <w:r>
         <w:t>users_full_mongodb</w:t>
       </w:r>
+      <w:proofErr w:type="spellEnd"/>
       <w:r>
         <w:t xml:space="preserve"> care </w:t>
       </w:r>
@@ -1216,9 +1744,11 @@
         </w:numPr>
         <w:spacing w:line="240" w:lineRule="auto"/>
       </w:pPr>
+      <w:proofErr w:type="spellStart"/>
       <w:r>
         <w:t>user_id</w:t>
       </w:r>
+      <w:proofErr w:type="spellEnd"/>
     </w:p>
     <w:p>
       <w:pPr>
@@ -1228,9 +1758,11 @@
         </w:numPr>
         <w:spacing w:line="240" w:lineRule="auto"/>
       </w:pPr>
+      <w:proofErr w:type="spellStart"/>
       <w:r>
         <w:t>user_name</w:t>
       </w:r>
+      <w:proofErr w:type="spellEnd"/>
     </w:p>
     <w:p>
       <w:pPr>
@@ -1252,9 +1784,11 @@
         </w:numPr>
         <w:spacing w:line="240" w:lineRule="auto"/>
       </w:pPr>
+      <w:proofErr w:type="spellStart"/>
       <w:r>
         <w:t>city</w:t>
       </w:r>
+      <w:proofErr w:type="spellEnd"/>
     </w:p>
     <w:p>
       <w:pPr>
@@ -1265,7 +1799,15 @@
         <w:spacing w:line="240" w:lineRule="auto"/>
       </w:pPr>
       <w:r>
-        <w:t>segment (din array)</w:t>
+        <w:t xml:space="preserve">segment (din </w:t>
+      </w:r>
+      <w:proofErr w:type="spellStart"/>
+      <w:r>
+        <w:t>array</w:t>
+      </w:r>
+      <w:proofErr w:type="spellEnd"/>
+      <w:r>
+        <w:t>)</w:t>
       </w:r>
     </w:p>
     <w:p>
@@ -1297,9 +1839,19 @@
         </w:numPr>
         <w:spacing w:line="240" w:lineRule="auto"/>
       </w:pPr>
-      <w:r>
-        <w:t>users_full_mongodb.user_id → interactions.user_id</w:t>
-      </w:r>
+      <w:proofErr w:type="spellStart"/>
+      <w:r>
+        <w:t>users_full_mongodb.user_id</w:t>
+      </w:r>
+      <w:proofErr w:type="spellEnd"/>
+      <w:r>
+        <w:t xml:space="preserve"> → </w:t>
+      </w:r>
+      <w:proofErr w:type="spellStart"/>
+      <w:r>
+        <w:t>interactions.user_id</w:t>
+      </w:r>
+      <w:proofErr w:type="spellEnd"/>
       <w:r>
         <w:t xml:space="preserve"> (</w:t>
       </w:r>
@@ -1441,9 +1993,11 @@
             <w:pPr>
               <w:spacing w:after="160"/>
             </w:pPr>
+            <w:proofErr w:type="spellStart"/>
             <w:r>
               <w:t>MongoDB</w:t>
             </w:r>
+            <w:proofErr w:type="spellEnd"/>
           </w:p>
         </w:tc>
         <w:tc>
@@ -1455,9 +2009,11 @@
             <w:pPr>
               <w:spacing w:after="160"/>
             </w:pPr>
+            <w:proofErr w:type="spellStart"/>
             <w:r>
               <w:t>user_id</w:t>
             </w:r>
+            <w:proofErr w:type="spellEnd"/>
           </w:p>
         </w:tc>
         <w:tc>
@@ -1469,8 +2025,21 @@
             <w:pPr>
               <w:spacing w:after="160"/>
             </w:pPr>
+            <w:proofErr w:type="spellStart"/>
             <w:r>
-              <w:t>PostgreSQL (interactions)</w:t>
+              <w:t>PostgreSQL</w:t>
+            </w:r>
+            <w:proofErr w:type="spellEnd"/>
+            <w:r>
+              <w:t xml:space="preserve"> (</w:t>
+            </w:r>
+            <w:proofErr w:type="spellStart"/>
+            <w:r>
+              <w:t>interactions</w:t>
+            </w:r>
+            <w:proofErr w:type="spellEnd"/>
+            <w:r>
+              <w:t>)</w:t>
             </w:r>
           </w:p>
         </w:tc>
@@ -1485,9 +2054,27 @@
             <w:pPr>
               <w:spacing w:after="160"/>
             </w:pPr>
+            <w:proofErr w:type="spellStart"/>
             <w:r>
               <w:t>PostgreSQL</w:t>
             </w:r>
+            <w:proofErr w:type="spellEnd"/>
+          </w:p>
+        </w:tc>
+        <w:tc>
+          <w:tcPr>
+            <w:tcW w:w="0" w:type="auto"/>
+            <w:hideMark/>
+          </w:tcPr>
+          <w:p>
+            <w:pPr>
+              <w:spacing w:after="160"/>
+            </w:pPr>
+            <w:proofErr w:type="spellStart"/>
+            <w:r>
+              <w:t>product_id</w:t>
+            </w:r>
+            <w:proofErr w:type="spellEnd"/>
           </w:p>
         </w:tc>
         <w:tc>
@@ -1500,21 +2087,15 @@
               <w:spacing w:after="160"/>
             </w:pPr>
             <w:r>
-              <w:t>product_id</w:t>
+              <w:t>CSV (</w:t>
             </w:r>
-          </w:p>
-        </w:tc>
-        <w:tc>
-          <w:tcPr>
-            <w:tcW w:w="0" w:type="auto"/>
-            <w:hideMark/>
-          </w:tcPr>
-          <w:p>
-            <w:pPr>
-              <w:spacing w:after="160"/>
-            </w:pPr>
+            <w:proofErr w:type="spellStart"/>
             <w:r>
-              <w:t>CSV (reviews)</w:t>
+              <w:t>reviews</w:t>
+            </w:r>
+            <w:proofErr w:type="spellEnd"/>
+            <w:r>
+              <w:t>)</w:t>
             </w:r>
           </w:p>
         </w:tc>
@@ -1529,9 +2110,12 @@
             <w:pPr>
               <w:spacing w:after="160"/>
             </w:pPr>
+            <w:proofErr w:type="spellStart"/>
             <w:r>
+              <w:lastRenderedPageBreak/>
               <w:t>PostgreSQL</w:t>
             </w:r>
+            <w:proofErr w:type="spellEnd"/>
           </w:p>
         </w:tc>
         <w:tc>
@@ -1543,9 +2127,11 @@
             <w:pPr>
               <w:spacing w:after="160"/>
             </w:pPr>
+            <w:proofErr w:type="spellStart"/>
             <w:r>
               <w:t>product_id</w:t>
             </w:r>
+            <w:proofErr w:type="spellEnd"/>
           </w:p>
         </w:tc>
         <w:tc>
@@ -1557,8 +2143,21 @@
             <w:pPr>
               <w:spacing w:after="160"/>
             </w:pPr>
+            <w:proofErr w:type="spellStart"/>
             <w:r>
-              <w:t>PostgreSQL (products)</w:t>
+              <w:t>PostgreSQL</w:t>
+            </w:r>
+            <w:proofErr w:type="spellEnd"/>
+            <w:r>
+              <w:t xml:space="preserve"> (</w:t>
+            </w:r>
+            <w:proofErr w:type="spellStart"/>
+            <w:r>
+              <w:t>products</w:t>
+            </w:r>
+            <w:proofErr w:type="spellEnd"/>
+            <w:r>
+              <w:t>)</w:t>
             </w:r>
           </w:p>
         </w:tc>
@@ -1587,7 +2186,6 @@
           <w:b/>
           <w:bCs/>
         </w:rPr>
-        <w:lastRenderedPageBreak/>
         <w:t>DIAGRAMĂ LOGICĂ (explicație)</w:t>
       </w:r>
     </w:p>
@@ -1596,17 +2194,24 @@
         <w:spacing w:line="240" w:lineRule="auto"/>
         <w:ind w:left="720"/>
       </w:pPr>
+      <w:proofErr w:type="spellStart"/>
       <w:r>
         <w:t>users</w:t>
       </w:r>
       <w:r>
-        <w:rPr>
-          <w:lang w:val="ro-RO"/>
-        </w:rPr>
         <w:t>s</w:t>
       </w:r>
-      <w:r>
-        <w:t xml:space="preserve"> (MongoDB)</w:t>
+      <w:proofErr w:type="spellEnd"/>
+      <w:r>
+        <w:t xml:space="preserve"> (</w:t>
+      </w:r>
+      <w:proofErr w:type="spellStart"/>
+      <w:r>
+        <w:t>MongoDB</w:t>
+      </w:r>
+      <w:proofErr w:type="spellEnd"/>
+      <w:r>
+        <w:t>)</w:t>
       </w:r>
       <w:r>
         <w:br/>
@@ -1614,7 +2219,22 @@
       </w:r>
       <w:r>
         <w:br/>
-        <w:t>interactions (PostgreSQL)</w:t>
+      </w:r>
+      <w:proofErr w:type="spellStart"/>
+      <w:r>
+        <w:t>interactions</w:t>
+      </w:r>
+      <w:proofErr w:type="spellEnd"/>
+      <w:r>
+        <w:t xml:space="preserve"> (</w:t>
+      </w:r>
+      <w:proofErr w:type="spellStart"/>
+      <w:r>
+        <w:t>PostgreSQL</w:t>
+      </w:r>
+      <w:proofErr w:type="spellEnd"/>
+      <w:r>
+        <w:t>)</w:t>
       </w:r>
       <w:r>
         <w:br/>
@@ -1622,7 +2242,22 @@
       </w:r>
       <w:r>
         <w:br/>
-        <w:t>products (PostgreSQL)</w:t>
+      </w:r>
+      <w:proofErr w:type="spellStart"/>
+      <w:r>
+        <w:t>products</w:t>
+      </w:r>
+      <w:proofErr w:type="spellEnd"/>
+      <w:r>
+        <w:t xml:space="preserve"> (</w:t>
+      </w:r>
+      <w:proofErr w:type="spellStart"/>
+      <w:r>
+        <w:t>PostgreSQL</w:t>
+      </w:r>
+      <w:proofErr w:type="spellEnd"/>
+      <w:r>
+        <w:t>)</w:t>
       </w:r>
       <w:r>
         <w:br/>
@@ -1630,7 +2265,14 @@
       </w:r>
       <w:r>
         <w:br/>
-        <w:t>reviews (CSV)</w:t>
+      </w:r>
+      <w:proofErr w:type="spellStart"/>
+      <w:r>
+        <w:t>reviews</w:t>
+      </w:r>
+      <w:proofErr w:type="spellEnd"/>
+      <w:r>
+        <w:t xml:space="preserve"> (CSV)</w:t>
       </w:r>
     </w:p>
     <w:p>
@@ -1682,7 +2324,15 @@
         <w:spacing w:line="240" w:lineRule="auto"/>
       </w:pPr>
       <w:r>
-        <w:t>cine este utilizatorul (MongoDB)</w:t>
+        <w:t>cine este utilizatorul (</w:t>
+      </w:r>
+      <w:proofErr w:type="spellStart"/>
+      <w:r>
+        <w:t>MongoDB</w:t>
+      </w:r>
+      <w:proofErr w:type="spellEnd"/>
+      <w:r>
+        <w:t>)</w:t>
       </w:r>
     </w:p>
     <w:p>
@@ -1694,7 +2344,23 @@
         <w:spacing w:line="240" w:lineRule="auto"/>
       </w:pPr>
       <w:r>
-        <w:t>ce face (PostgreSQL – interactions)</w:t>
+        <w:t>ce face (</w:t>
+      </w:r>
+      <w:proofErr w:type="spellStart"/>
+      <w:r>
+        <w:t>PostgreSQL</w:t>
+      </w:r>
+      <w:proofErr w:type="spellEnd"/>
+      <w:r>
+        <w:t xml:space="preserve"> – </w:t>
+      </w:r>
+      <w:proofErr w:type="spellStart"/>
+      <w:r>
+        <w:t>interactions</w:t>
+      </w:r>
+      <w:proofErr w:type="spellEnd"/>
+      <w:r>
+        <w:t>)</w:t>
       </w:r>
     </w:p>
     <w:p>
@@ -1706,7 +2372,23 @@
         <w:spacing w:line="240" w:lineRule="auto"/>
       </w:pPr>
       <w:r>
-        <w:t>pe ce produs (PostgreSQL – products)</w:t>
+        <w:t>pe ce produs (</w:t>
+      </w:r>
+      <w:proofErr w:type="spellStart"/>
+      <w:r>
+        <w:t>PostgreSQL</w:t>
+      </w:r>
+      <w:proofErr w:type="spellEnd"/>
+      <w:r>
+        <w:t xml:space="preserve"> – </w:t>
+      </w:r>
+      <w:proofErr w:type="spellStart"/>
+      <w:r>
+        <w:t>products</w:t>
+      </w:r>
+      <w:proofErr w:type="spellEnd"/>
+      <w:r>
+        <w:t>)</w:t>
       </w:r>
     </w:p>
     <w:p>
@@ -1718,7 +2400,15 @@
         <w:spacing w:line="240" w:lineRule="auto"/>
       </w:pPr>
       <w:r>
-        <w:t>cum este evaluat (CSV – reviews)</w:t>
+        <w:t xml:space="preserve">cum este evaluat (CSV – </w:t>
+      </w:r>
+      <w:proofErr w:type="spellStart"/>
+      <w:r>
+        <w:t>reviews</w:t>
+      </w:r>
+      <w:proofErr w:type="spellEnd"/>
+      <w:r>
+        <w:t>)</w:t>
       </w:r>
     </w:p>
     <w:p>
@@ -1748,7 +2438,31 @@
         <w:jc w:val="both"/>
       </w:pPr>
       <w:r>
-        <w:t>Sistemul integrează trei surse de date eterogene (relațional, NoSQL și fișiere externe), permițând analize multidimensionale asupra comportamentului utilizatorilor și performanței produselor, prin corelarea identificatorilor comuni (user_id, product_id).</w:t>
+        <w:t xml:space="preserve">Sistemul integrează trei surse de date eterogene (relațional, </w:t>
+      </w:r>
+      <w:proofErr w:type="spellStart"/>
+      <w:r>
+        <w:t>NoSQL</w:t>
+      </w:r>
+      <w:proofErr w:type="spellEnd"/>
+      <w:r>
+        <w:t xml:space="preserve"> și fișiere externe), permițând analize multidimensionale asupra comportamentului utilizatorilor și performanței produselor, prin corelarea identificatorilor comuni (</w:t>
+      </w:r>
+      <w:proofErr w:type="spellStart"/>
+      <w:r>
+        <w:t>user_id</w:t>
+      </w:r>
+      <w:proofErr w:type="spellEnd"/>
+      <w:r>
+        <w:t xml:space="preserve">, </w:t>
+      </w:r>
+      <w:proofErr w:type="spellStart"/>
+      <w:r>
+        <w:t>product_id</w:t>
+      </w:r>
+      <w:proofErr w:type="spellEnd"/>
+      <w:r>
+        <w:t>).</w:t>
       </w:r>
     </w:p>
     <w:p>
@@ -4309,7 +5023,7 @@
         <w:kern w:val="2"/>
         <w:sz w:val="24"/>
         <w:szCs w:val="24"/>
-        <w:lang w:eastAsia="en-US" w:bidi="ar-SA"/>
+        <w:lang w:val="ro-RO" w:eastAsia="en-US" w:bidi="ar-SA"/>
         <w14:ligatures w14:val="standardContextual"/>
       </w:rPr>
     </w:rPrDefault>
